--- a/Code/Arkhipov/Labs/Lab 2/Отчёт.docx
+++ b/Code/Arkhipov/Labs/Lab 2/Отчёт.docx
@@ -846,7 +846,6 @@
           <w:rFonts w:ascii="Courier New" w:hAnsi="Courier New" w:cs="Courier New"/>
           <w:sz w:val="20"/>
           <w:szCs w:val="20"/>
-          <w:lang w:val="en-US"/>
         </w:rPr>
         <w:t xml:space="preserve">  </w:t>
       </w:r>
@@ -865,7 +864,7 @@
           <w:szCs w:val="20"/>
           <w:lang w:val="en-US"/>
         </w:rPr>
-        <w:t>constant</w:t>
+        <w:t>a</w:t>
       </w:r>
       <w:r>
         <w:rPr>
@@ -1230,7 +1229,25 @@
           <w:szCs w:val="20"/>
           <w:lang w:val="en-US"/>
         </w:rPr>
-        <w:t xml:space="preserve"> = constant * (x**3) + 7 * (x ** (1 / 2))    </w:t>
+        <w:t xml:space="preserve"> = </w:t>
+      </w:r>
+      <w:r>
+        <w:rPr>
+          <w:rFonts w:ascii="Courier New" w:hAnsi="Courier New" w:cs="Courier New"/>
+          <w:sz w:val="20"/>
+          <w:szCs w:val="20"/>
+          <w:lang w:val="en-US"/>
+        </w:rPr>
+        <w:t>a</w:t>
+      </w:r>
+      <w:r>
+        <w:rPr>
+          <w:rFonts w:ascii="Courier New" w:hAnsi="Courier New" w:cs="Courier New"/>
+          <w:sz w:val="20"/>
+          <w:szCs w:val="20"/>
+          <w:lang w:val="en-US"/>
+        </w:rPr>
+        <w:t xml:space="preserve"> * (x**3) + 7 * (x ** (1 / 2))    </w:t>
       </w:r>
     </w:p>
     <w:p>
@@ -1527,41 +1544,284 @@
         </w:rPr>
         <w:t>.</w:t>
       </w:r>
-      <w:r>
+    </w:p>
+    <w:p>
+      <w:pPr>
+        <w:spacing w:after="0" w:line="240" w:lineRule="auto"/>
         <w:rPr>
           <w:rFonts w:ascii="Times New Roman" w:hAnsi="Times New Roman" w:cs="Times New Roman"/>
           <w:sz w:val="28"/>
           <w:szCs w:val="28"/>
-        </w:rPr>
-        <w:br w:type="page"/>
-      </w:r>
+          <w:lang w:val="en-US"/>
+        </w:rPr>
+      </w:pPr>
     </w:p>
     <w:p>
       <w:pPr>
-        <w:spacing w:line="240" w:lineRule="auto"/>
+        <w:spacing w:after="0" w:line="240" w:lineRule="auto"/>
+        <w:rPr>
+          <w:rFonts w:ascii="Times New Roman" w:hAnsi="Times New Roman" w:cs="Times New Roman"/>
+          <w:sz w:val="20"/>
+          <w:szCs w:val="20"/>
+          <w:lang w:val="en-US"/>
+        </w:rPr>
+      </w:pPr>
+      <w:r>
+        <w:rPr>
+          <w:rFonts w:ascii="Times New Roman" w:hAnsi="Times New Roman" w:cs="Times New Roman"/>
+          <w:noProof/>
+          <w:sz w:val="20"/>
+          <w:szCs w:val="20"/>
+          <w:lang w:val="en-US"/>
+        </w:rPr>
+        <w:lastRenderedPageBreak/>
+        <w:drawing>
+          <wp:anchor distT="0" distB="0" distL="114300" distR="114300" simplePos="0" relativeHeight="251658240" behindDoc="0" locked="0" layoutInCell="1" allowOverlap="1" wp14:anchorId="57B37635" wp14:editId="1183EDAE">
+            <wp:simplePos x="0" y="0"/>
+            <wp:positionH relativeFrom="margin">
+              <wp:posOffset>-921385</wp:posOffset>
+            </wp:positionH>
+            <wp:positionV relativeFrom="paragraph">
+              <wp:posOffset>1196975</wp:posOffset>
+            </wp:positionV>
+            <wp:extent cx="5656580" cy="3801745"/>
+            <wp:effectExtent l="0" t="6033" r="0" b="0"/>
+            <wp:wrapTopAndBottom/>
+            <wp:docPr id="1835122381" name="Рисунок 3"/>
+            <wp:cNvGraphicFramePr>
+              <a:graphicFrameLocks xmlns:a="http://schemas.openxmlformats.org/drawingml/2006/main" noChangeAspect="1"/>
+            </wp:cNvGraphicFramePr>
+            <a:graphic xmlns:a="http://schemas.openxmlformats.org/drawingml/2006/main">
+              <a:graphicData uri="http://schemas.openxmlformats.org/drawingml/2006/picture">
+                <pic:pic xmlns:pic="http://schemas.openxmlformats.org/drawingml/2006/picture">
+                  <pic:nvPicPr>
+                    <pic:cNvPr id="0" name="Picture 3"/>
+                    <pic:cNvPicPr>
+                      <a:picLocks noChangeAspect="1" noChangeArrowheads="1"/>
+                    </pic:cNvPicPr>
+                  </pic:nvPicPr>
+                  <pic:blipFill>
+                    <a:blip r:embed="rId5">
+                      <a:extLst>
+                        <a:ext uri="{28A0092B-C50C-407E-A947-70E740481C1C}">
+                          <a14:useLocalDpi xmlns:a14="http://schemas.microsoft.com/office/drawing/2010/main" val="0"/>
+                        </a:ext>
+                      </a:extLst>
+                    </a:blip>
+                    <a:srcRect/>
+                    <a:stretch>
+                      <a:fillRect/>
+                    </a:stretch>
+                  </pic:blipFill>
+                  <pic:spPr bwMode="auto">
+                    <a:xfrm rot="16200000">
+                      <a:off x="0" y="0"/>
+                      <a:ext cx="5656580" cy="3801745"/>
+                    </a:xfrm>
+                    <a:prstGeom prst="rect">
+                      <a:avLst/>
+                    </a:prstGeom>
+                    <a:noFill/>
+                    <a:ln>
+                      <a:noFill/>
+                    </a:ln>
+                  </pic:spPr>
+                </pic:pic>
+              </a:graphicData>
+            </a:graphic>
+            <wp14:sizeRelH relativeFrom="margin">
+              <wp14:pctWidth>0</wp14:pctWidth>
+            </wp14:sizeRelH>
+            <wp14:sizeRelV relativeFrom="margin">
+              <wp14:pctHeight>0</wp14:pctHeight>
+            </wp14:sizeRelV>
+          </wp:anchor>
+        </w:drawing>
+      </w:r>
+      <w:r>
+        <w:rPr>
+          <w:rFonts w:ascii="Times New Roman" w:hAnsi="Times New Roman" w:cs="Times New Roman"/>
+          <w:sz w:val="20"/>
+          <w:szCs w:val="20"/>
+        </w:rPr>
+        <w:t>Функция</w:t>
+      </w:r>
+      <w:r>
+        <w:rPr>
+          <w:rFonts w:ascii="Times New Roman" w:hAnsi="Times New Roman" w:cs="Times New Roman"/>
+          <w:sz w:val="20"/>
+          <w:szCs w:val="20"/>
+          <w:lang w:val="en-US"/>
+        </w:rPr>
+        <w:t xml:space="preserve">: </w:t>
+      </w:r>
+      <w:proofErr w:type="spellStart"/>
+      <w:r>
+        <w:rPr>
+          <w:rFonts w:ascii="Times New Roman" w:hAnsi="Times New Roman" w:cs="Times New Roman"/>
+          <w:sz w:val="20"/>
+          <w:szCs w:val="20"/>
+          <w:lang w:val="en-US"/>
+        </w:rPr>
+        <w:t>custom_assertions</w:t>
+      </w:r>
+      <w:proofErr w:type="spellEnd"/>
+      <w:r>
+        <w:rPr>
+          <w:rFonts w:ascii="Times New Roman" w:hAnsi="Times New Roman" w:cs="Times New Roman"/>
+          <w:sz w:val="20"/>
+          <w:szCs w:val="20"/>
+          <w:lang w:val="en-US"/>
+        </w:rPr>
+        <w:t xml:space="preserve">: </w:t>
+      </w:r>
+      <w:proofErr w:type="spellStart"/>
+      <w:proofErr w:type="gramStart"/>
+      <w:r>
+        <w:rPr>
+          <w:rFonts w:ascii="Times New Roman" w:hAnsi="Times New Roman" w:cs="Times New Roman"/>
+          <w:sz w:val="20"/>
+          <w:szCs w:val="20"/>
+          <w:lang w:val="en-US"/>
+        </w:rPr>
+        <w:t>UserInput</w:t>
+      </w:r>
+      <w:proofErr w:type="spellEnd"/>
+      <w:r>
+        <w:rPr>
+          <w:rFonts w:ascii="Times New Roman" w:hAnsi="Times New Roman" w:cs="Times New Roman"/>
+          <w:sz w:val="20"/>
+          <w:szCs w:val="20"/>
+          <w:lang w:val="en-US"/>
+        </w:rPr>
+        <w:t>(</w:t>
+      </w:r>
+      <w:proofErr w:type="gramEnd"/>
+      <w:r>
+        <w:rPr>
+          <w:rFonts w:ascii="Times New Roman" w:hAnsi="Times New Roman" w:cs="Times New Roman"/>
+          <w:sz w:val="20"/>
+          <w:szCs w:val="20"/>
+          <w:lang w:val="en-US"/>
+        </w:rPr>
+        <w:t xml:space="preserve">text, </w:t>
+      </w:r>
+      <w:proofErr w:type="spellStart"/>
+      <w:r>
+        <w:rPr>
+          <w:rFonts w:ascii="Times New Roman" w:hAnsi="Times New Roman" w:cs="Times New Roman"/>
+          <w:sz w:val="20"/>
+          <w:szCs w:val="20"/>
+          <w:lang w:val="en-US"/>
+        </w:rPr>
+        <w:t>DataType</w:t>
+      </w:r>
+      <w:proofErr w:type="spellEnd"/>
+      <w:r>
+        <w:rPr>
+          <w:rFonts w:ascii="Times New Roman" w:hAnsi="Times New Roman" w:cs="Times New Roman"/>
+          <w:sz w:val="20"/>
+          <w:szCs w:val="20"/>
+          <w:lang w:val="en-US"/>
+        </w:rPr>
+        <w:t>)</w:t>
+      </w:r>
+    </w:p>
+    <w:p>
+      <w:pPr>
+        <w:rPr>
+          <w:rFonts w:ascii="Times New Roman" w:hAnsi="Times New Roman" w:cs="Times New Roman"/>
+          <w:sz w:val="20"/>
+          <w:szCs w:val="20"/>
+        </w:rPr>
+      </w:pPr>
+      <w:r>
         <w:rPr>
           <w:rFonts w:ascii="Times New Roman" w:hAnsi="Times New Roman" w:cs="Times New Roman"/>
           <w:sz w:val="28"/>
           <w:szCs w:val="28"/>
           <w:lang w:val="en-US"/>
         </w:rPr>
-      </w:pPr>
-      <w:r>
-        <w:rPr>
-          <w:rFonts w:ascii="Times New Roman" w:hAnsi="Times New Roman" w:cs="Times New Roman"/>
-          <w:sz w:val="28"/>
-          <w:szCs w:val="28"/>
+        <w:br w:type="page"/>
+      </w:r>
+      <w:r>
+        <w:rPr>
+          <w:rFonts w:ascii="Times New Roman" w:hAnsi="Times New Roman" w:cs="Times New Roman"/>
+          <w:noProof/>
+          <w:sz w:val="20"/>
+          <w:szCs w:val="20"/>
         </w:rPr>
         <w:lastRenderedPageBreak/>
-        <w:t xml:space="preserve">  </w:t>
-      </w:r>
-      <w:r>
-        <w:rPr>
-          <w:rFonts w:ascii="Times New Roman" w:hAnsi="Times New Roman" w:cs="Times New Roman"/>
-          <w:sz w:val="28"/>
-          <w:szCs w:val="28"/>
-        </w:rPr>
-        <w:t xml:space="preserve">Блок-схема: </w:t>
+        <w:drawing>
+          <wp:anchor distT="0" distB="0" distL="114300" distR="114300" simplePos="0" relativeHeight="251659264" behindDoc="0" locked="0" layoutInCell="1" allowOverlap="1" wp14:anchorId="5394E0C0" wp14:editId="2A97F2FD">
+            <wp:simplePos x="0" y="0"/>
+            <wp:positionH relativeFrom="margin">
+              <wp:align>left</wp:align>
+            </wp:positionH>
+            <wp:positionV relativeFrom="paragraph">
+              <wp:posOffset>1502410</wp:posOffset>
+            </wp:positionV>
+            <wp:extent cx="5720715" cy="3507105"/>
+            <wp:effectExtent l="0" t="0" r="0" b="0"/>
+            <wp:wrapTopAndBottom/>
+            <wp:docPr id="1203578894" name="Рисунок 4"/>
+            <wp:cNvGraphicFramePr>
+              <a:graphicFrameLocks xmlns:a="http://schemas.openxmlformats.org/drawingml/2006/main" noChangeAspect="1"/>
+            </wp:cNvGraphicFramePr>
+            <a:graphic xmlns:a="http://schemas.openxmlformats.org/drawingml/2006/main">
+              <a:graphicData uri="http://schemas.openxmlformats.org/drawingml/2006/picture">
+                <pic:pic xmlns:pic="http://schemas.openxmlformats.org/drawingml/2006/picture">
+                  <pic:nvPicPr>
+                    <pic:cNvPr id="0" name="Picture 4"/>
+                    <pic:cNvPicPr>
+                      <a:picLocks noChangeAspect="1" noChangeArrowheads="1"/>
+                    </pic:cNvPicPr>
+                  </pic:nvPicPr>
+                  <pic:blipFill>
+                    <a:blip r:embed="rId6">
+                      <a:extLst>
+                        <a:ext uri="{28A0092B-C50C-407E-A947-70E740481C1C}">
+                          <a14:useLocalDpi xmlns:a14="http://schemas.microsoft.com/office/drawing/2010/main" val="0"/>
+                        </a:ext>
+                      </a:extLst>
+                    </a:blip>
+                    <a:srcRect/>
+                    <a:stretch>
+                      <a:fillRect/>
+                    </a:stretch>
+                  </pic:blipFill>
+                  <pic:spPr bwMode="auto">
+                    <a:xfrm rot="16200000">
+                      <a:off x="0" y="0"/>
+                      <a:ext cx="5720715" cy="3507105"/>
+                    </a:xfrm>
+                    <a:prstGeom prst="rect">
+                      <a:avLst/>
+                    </a:prstGeom>
+                    <a:noFill/>
+                    <a:ln>
+                      <a:noFill/>
+                    </a:ln>
+                  </pic:spPr>
+                </pic:pic>
+              </a:graphicData>
+            </a:graphic>
+            <wp14:sizeRelH relativeFrom="margin">
+              <wp14:pctWidth>0</wp14:pctWidth>
+            </wp14:sizeRelH>
+            <wp14:sizeRelV relativeFrom="margin">
+              <wp14:pctHeight>0</wp14:pctHeight>
+            </wp14:sizeRelV>
+          </wp:anchor>
+        </w:drawing>
+      </w:r>
+      <w:r>
+        <w:rPr>
+          <w:rFonts w:ascii="Times New Roman" w:hAnsi="Times New Roman" w:cs="Times New Roman"/>
+          <w:sz w:val="20"/>
+          <w:szCs w:val="20"/>
+        </w:rPr>
+        <w:t>Блок-схема работы:</w:t>
       </w:r>
     </w:p>
     <w:sectPr>
@@ -2913,6 +3173,7 @@
   <w:style w:type="character" w:default="1" w:styleId="a0">
     <w:name w:val="Default Paragraph Font"/>
     <w:uiPriority w:val="1"/>
+    <w:semiHidden/>
     <w:unhideWhenUsed/>
   </w:style>
   <w:style w:type="table" w:default="1" w:styleId="a1">
